--- a/machines/machine-redaction/templates/cahier-conception.docx
+++ b/machines/machine-redaction/templates/cahier-conception.docx
@@ -73,7 +73,7 @@
         <w:t>Projet</w:t>
       </w:r>
       <w:r>
-        <w:t xml:space="preserve">  {{ project_subtitle }}</w:t>
+        <w:t xml:space="preserve"> {{ project_subtitle }}</w:t>
       </w:r>
       <w:proofErr w:type="gramEnd"/>
       <w:r>
@@ -569,7 +569,7 @@
                 <w:rStyle w:val="Hyperlink"/>
                 <w:noProof/>
               </w:rPr>
-              <w:t>2.{{ req_index }} Exigence {{ req_index }} :  {{ req_title }}</w:t>
+              <w:t>2.{{ req_index }} Exigence {{ req_index }} : {{ req_title }}</w:t>
             </w:r>
             <w:r>
               <w:rPr>
@@ -1118,7 +1118,7 @@
       </w:r>
       <w:proofErr w:type="gramStart"/>
       <w:r>
-        <w:t xml:space="preserve">:  </w:t>
+        <w:t xml:space="preserve">: </w:t>
       </w:r>
       <w:r>
         <w:t>{{ item.req_title }}</w:t>
@@ -2590,7 +2590,7 @@
                 <w:sz w:val="24"/>
                 <w:szCs w:val="24"/>
               </w:rPr>
-              <w:t xml:space="preserve">   {{ item.alt_name }}</w:t>
+              <w:t xml:space="preserve"> {{ item.alt_name }}</w:t>
             </w:r>
             <w:proofErr w:type="spellStart"/>
             <w:proofErr w:type="gramStart"/>

--- a/machines/machine-redaction/templates/cahier-conception.docx
+++ b/machines/machine-redaction/templates/cahier-conception.docx
@@ -25,8 +25,8 @@
       <w:r>
         <w:rPr>
           <w:color w:val="1F5FAF"/>
-          <w:sz w:val="34"/>
-          <w:szCs w:val="34"/>
+          <w:sz w:val="36"/>
+          <w:szCs w:val="36"/>
         </w:rPr>
         <w:t>GINUTECH</w:t>
       </w:r>
@@ -338,8 +338,8 @@
       <w:sdtPr>
         <w:rPr>
           <w:color w:val="auto"/>
-          <w:sz w:val="22"/>
-          <w:szCs w:val="22"/>
+          <w:sz w:val="20"/>
+          <w:szCs w:val="20"/>
           <w:lang w:val="en-GB" w:eastAsia="en-US"/>
         </w:rPr>
         <w:id w:val="-608587045"/>
@@ -4556,7 +4556,7 @@
         <w:ind w:left="720" w:hanging="360"/>
       </w:pPr>
       <w:rPr>
-        <w:rFonts w:ascii="Calibri" w:eastAsiaTheme="minorHAnsi" w:hAnsi="Calibri" w:cs="Calibri" w:hint="default"/>
+        <w:rFonts w:ascii="Candara" w:eastAsiaTheme="minorHAnsi" w:hAnsi="Candara" w:cs="Candara" w:hint="default"/>
       </w:rPr>
     </w:lvl>
     <w:lvl w:ilvl="1" w:tplc="040C0003" w:tentative="1">
@@ -4568,7 +4568,7 @@
         <w:ind w:left="1440" w:hanging="360"/>
       </w:pPr>
       <w:rPr>
-        <w:rFonts w:ascii="Courier New" w:hAnsi="Courier New" w:cs="Courier New" w:hint="default"/>
+        <w:rFonts w:ascii="Candara" w:hAnsi="Candara" w:cs="Candara" w:hint="default"/>
       </w:rPr>
     </w:lvl>
     <w:lvl w:ilvl="2" w:tplc="040C0005" w:tentative="1">
@@ -4580,7 +4580,7 @@
         <w:ind w:left="2160" w:hanging="360"/>
       </w:pPr>
       <w:rPr>
-        <w:rFonts w:ascii="Wingdings" w:hAnsi="Wingdings" w:hint="default"/>
+        <w:rFonts w:ascii="Candara" w:hAnsi="Candara" w:hint="default"/>
       </w:rPr>
     </w:lvl>
     <w:lvl w:ilvl="3" w:tplc="040C0001" w:tentative="1">
@@ -4592,7 +4592,7 @@
         <w:ind w:left="2880" w:hanging="360"/>
       </w:pPr>
       <w:rPr>
-        <w:rFonts w:ascii="Symbol" w:hAnsi="Symbol" w:hint="default"/>
+        <w:rFonts w:ascii="Candara" w:hAnsi="Candara" w:hint="default"/>
       </w:rPr>
     </w:lvl>
     <w:lvl w:ilvl="4" w:tplc="040C0003" w:tentative="1">
@@ -4604,7 +4604,7 @@
         <w:ind w:left="3600" w:hanging="360"/>
       </w:pPr>
       <w:rPr>
-        <w:rFonts w:ascii="Courier New" w:hAnsi="Courier New" w:cs="Courier New" w:hint="default"/>
+        <w:rFonts w:ascii="Candara" w:hAnsi="Candara" w:cs="Candara" w:hint="default"/>
       </w:rPr>
     </w:lvl>
     <w:lvl w:ilvl="5" w:tplc="040C0005" w:tentative="1">
@@ -4616,7 +4616,7 @@
         <w:ind w:left="4320" w:hanging="360"/>
       </w:pPr>
       <w:rPr>
-        <w:rFonts w:ascii="Wingdings" w:hAnsi="Wingdings" w:hint="default"/>
+        <w:rFonts w:ascii="Candara" w:hAnsi="Candara" w:hint="default"/>
       </w:rPr>
     </w:lvl>
     <w:lvl w:ilvl="6" w:tplc="040C0001" w:tentative="1">
@@ -4628,7 +4628,7 @@
         <w:ind w:left="5040" w:hanging="360"/>
       </w:pPr>
       <w:rPr>
-        <w:rFonts w:ascii="Symbol" w:hAnsi="Symbol" w:hint="default"/>
+        <w:rFonts w:ascii="Candara" w:hAnsi="Candara" w:hint="default"/>
       </w:rPr>
     </w:lvl>
     <w:lvl w:ilvl="7" w:tplc="040C0003" w:tentative="1">
@@ -4640,7 +4640,7 @@
         <w:ind w:left="5760" w:hanging="360"/>
       </w:pPr>
       <w:rPr>
-        <w:rFonts w:ascii="Courier New" w:hAnsi="Courier New" w:cs="Courier New" w:hint="default"/>
+        <w:rFonts w:ascii="Candara" w:hAnsi="Candara" w:cs="Candara" w:hint="default"/>
       </w:rPr>
     </w:lvl>
     <w:lvl w:ilvl="8" w:tplc="040C0005" w:tentative="1">
@@ -4652,7 +4652,7 @@
         <w:ind w:left="6480" w:hanging="360"/>
       </w:pPr>
       <w:rPr>
-        <w:rFonts w:ascii="Wingdings" w:hAnsi="Wingdings" w:hint="default"/>
+        <w:rFonts w:ascii="Candara" w:hAnsi="Candara" w:hint="default"/>
       </w:rPr>
     </w:lvl>
   </w:abstractNum>
@@ -6003,7 +6003,7 @@
         <w:ind w:left="720" w:hanging="360"/>
       </w:pPr>
       <w:rPr>
-        <w:rFonts w:ascii="Calibri" w:eastAsiaTheme="minorHAnsi" w:hAnsi="Calibri" w:cs="Calibri" w:hint="default"/>
+        <w:rFonts w:ascii="Candara" w:eastAsiaTheme="minorHAnsi" w:hAnsi="Candara" w:cs="Candara" w:hint="default"/>
       </w:rPr>
     </w:lvl>
     <w:lvl w:ilvl="1" w:tplc="FFFFFFFF" w:tentative="1">
@@ -6091,7 +6091,7 @@
         <w:ind w:left="720" w:hanging="360"/>
       </w:pPr>
       <w:rPr>
-        <w:rFonts w:ascii="Calibri" w:eastAsiaTheme="minorHAnsi" w:hAnsi="Calibri" w:cs="Calibri" w:hint="default"/>
+        <w:rFonts w:ascii="Candara" w:eastAsiaTheme="minorHAnsi" w:hAnsi="Candara" w:cs="Candara" w:hint="default"/>
       </w:rPr>
     </w:lvl>
     <w:lvl w:ilvl="1" w:tplc="FFFFFFFF" w:tentative="1">
@@ -6802,7 +6802,7 @@
         <w:ind w:left="720" w:hanging="360"/>
       </w:pPr>
       <w:rPr>
-        <w:rFonts w:ascii="Calibri" w:eastAsiaTheme="minorHAnsi" w:hAnsi="Calibri" w:cs="Calibri" w:hint="default"/>
+        <w:rFonts w:ascii="Candara" w:eastAsiaTheme="minorHAnsi" w:hAnsi="Candara" w:cs="Candara" w:hint="default"/>
       </w:rPr>
     </w:lvl>
     <w:lvl w:ilvl="1" w:tplc="2C0C0003" w:tentative="1">
@@ -6814,7 +6814,7 @@
         <w:ind w:left="1440" w:hanging="360"/>
       </w:pPr>
       <w:rPr>
-        <w:rFonts w:ascii="Courier New" w:hAnsi="Courier New" w:cs="Courier New" w:hint="default"/>
+        <w:rFonts w:ascii="Candara" w:hAnsi="Candara" w:cs="Candara" w:hint="default"/>
       </w:rPr>
     </w:lvl>
     <w:lvl w:ilvl="2" w:tplc="2C0C0005" w:tentative="1">
@@ -6826,7 +6826,7 @@
         <w:ind w:left="2160" w:hanging="360"/>
       </w:pPr>
       <w:rPr>
-        <w:rFonts w:ascii="Wingdings" w:hAnsi="Wingdings" w:hint="default"/>
+        <w:rFonts w:ascii="Candara" w:hAnsi="Candara" w:hint="default"/>
       </w:rPr>
     </w:lvl>
     <w:lvl w:ilvl="3" w:tplc="2C0C0001" w:tentative="1">
@@ -6838,7 +6838,7 @@
         <w:ind w:left="2880" w:hanging="360"/>
       </w:pPr>
       <w:rPr>
-        <w:rFonts w:ascii="Symbol" w:hAnsi="Symbol" w:hint="default"/>
+        <w:rFonts w:ascii="Candara" w:hAnsi="Candara" w:hint="default"/>
       </w:rPr>
     </w:lvl>
     <w:lvl w:ilvl="4" w:tplc="2C0C0003" w:tentative="1">
@@ -6850,7 +6850,7 @@
         <w:ind w:left="3600" w:hanging="360"/>
       </w:pPr>
       <w:rPr>
-        <w:rFonts w:ascii="Courier New" w:hAnsi="Courier New" w:cs="Courier New" w:hint="default"/>
+        <w:rFonts w:ascii="Candara" w:hAnsi="Candara" w:cs="Candara" w:hint="default"/>
       </w:rPr>
     </w:lvl>
     <w:lvl w:ilvl="5" w:tplc="2C0C0005" w:tentative="1">
@@ -6862,7 +6862,7 @@
         <w:ind w:left="4320" w:hanging="360"/>
       </w:pPr>
       <w:rPr>
-        <w:rFonts w:ascii="Wingdings" w:hAnsi="Wingdings" w:hint="default"/>
+        <w:rFonts w:ascii="Candara" w:hAnsi="Candara" w:hint="default"/>
       </w:rPr>
     </w:lvl>
     <w:lvl w:ilvl="6" w:tplc="2C0C0001" w:tentative="1">
@@ -6874,7 +6874,7 @@
         <w:ind w:left="5040" w:hanging="360"/>
       </w:pPr>
       <w:rPr>
-        <w:rFonts w:ascii="Symbol" w:hAnsi="Symbol" w:hint="default"/>
+        <w:rFonts w:ascii="Candara" w:hAnsi="Candara" w:hint="default"/>
       </w:rPr>
     </w:lvl>
     <w:lvl w:ilvl="7" w:tplc="2C0C0003" w:tentative="1">
@@ -6886,7 +6886,7 @@
         <w:ind w:left="5760" w:hanging="360"/>
       </w:pPr>
       <w:rPr>
-        <w:rFonts w:ascii="Courier New" w:hAnsi="Courier New" w:cs="Courier New" w:hint="default"/>
+        <w:rFonts w:ascii="Candara" w:hAnsi="Candara" w:cs="Candara" w:hint="default"/>
       </w:rPr>
     </w:lvl>
     <w:lvl w:ilvl="8" w:tplc="2C0C0005" w:tentative="1">
@@ -6898,7 +6898,7 @@
         <w:ind w:left="6480" w:hanging="360"/>
       </w:pPr>
       <w:rPr>
-        <w:rFonts w:ascii="Wingdings" w:hAnsi="Wingdings" w:hint="default"/>
+        <w:rFonts w:ascii="Candara" w:hAnsi="Candara" w:hint="default"/>
       </w:rPr>
     </w:lvl>
   </w:abstractNum>
@@ -7296,7 +7296,7 @@
         <w:ind w:left="720" w:hanging="360"/>
       </w:pPr>
       <w:rPr>
-        <w:rFonts w:ascii="Calibri" w:eastAsiaTheme="minorHAnsi" w:hAnsi="Calibri" w:cs="Calibri" w:hint="default"/>
+        <w:rFonts w:ascii="Candara" w:eastAsiaTheme="minorHAnsi" w:hAnsi="Candara" w:cs="Candara" w:hint="default"/>
       </w:rPr>
     </w:lvl>
     <w:lvl w:ilvl="1" w:tplc="2C0C0003">
@@ -7308,7 +7308,7 @@
         <w:ind w:left="1440" w:hanging="360"/>
       </w:pPr>
       <w:rPr>
-        <w:rFonts w:ascii="Courier New" w:hAnsi="Courier New" w:cs="Courier New" w:hint="default"/>
+        <w:rFonts w:ascii="Candara" w:hAnsi="Candara" w:cs="Candara" w:hint="default"/>
       </w:rPr>
     </w:lvl>
     <w:lvl w:ilvl="2" w:tplc="2C0C0005" w:tentative="1">
@@ -7320,7 +7320,7 @@
         <w:ind w:left="2160" w:hanging="360"/>
       </w:pPr>
       <w:rPr>
-        <w:rFonts w:ascii="Wingdings" w:hAnsi="Wingdings" w:hint="default"/>
+        <w:rFonts w:ascii="Candara" w:hAnsi="Candara" w:hint="default"/>
       </w:rPr>
     </w:lvl>
     <w:lvl w:ilvl="3" w:tplc="2C0C0001" w:tentative="1">
@@ -7332,7 +7332,7 @@
         <w:ind w:left="2880" w:hanging="360"/>
       </w:pPr>
       <w:rPr>
-        <w:rFonts w:ascii="Symbol" w:hAnsi="Symbol" w:hint="default"/>
+        <w:rFonts w:ascii="Candara" w:hAnsi="Candara" w:hint="default"/>
       </w:rPr>
     </w:lvl>
     <w:lvl w:ilvl="4" w:tplc="2C0C0003" w:tentative="1">
@@ -7344,7 +7344,7 @@
         <w:ind w:left="3600" w:hanging="360"/>
       </w:pPr>
       <w:rPr>
-        <w:rFonts w:ascii="Courier New" w:hAnsi="Courier New" w:cs="Courier New" w:hint="default"/>
+        <w:rFonts w:ascii="Candara" w:hAnsi="Candara" w:cs="Candara" w:hint="default"/>
       </w:rPr>
     </w:lvl>
     <w:lvl w:ilvl="5" w:tplc="2C0C0005" w:tentative="1">
@@ -7356,7 +7356,7 @@
         <w:ind w:left="4320" w:hanging="360"/>
       </w:pPr>
       <w:rPr>
-        <w:rFonts w:ascii="Wingdings" w:hAnsi="Wingdings" w:hint="default"/>
+        <w:rFonts w:ascii="Candara" w:hAnsi="Candara" w:hint="default"/>
       </w:rPr>
     </w:lvl>
     <w:lvl w:ilvl="6" w:tplc="2C0C0001" w:tentative="1">
@@ -7368,7 +7368,7 @@
         <w:ind w:left="5040" w:hanging="360"/>
       </w:pPr>
       <w:rPr>
-        <w:rFonts w:ascii="Symbol" w:hAnsi="Symbol" w:hint="default"/>
+        <w:rFonts w:ascii="Candara" w:hAnsi="Candara" w:hint="default"/>
       </w:rPr>
     </w:lvl>
     <w:lvl w:ilvl="7" w:tplc="2C0C0003" w:tentative="1">
@@ -7380,7 +7380,7 @@
         <w:ind w:left="5760" w:hanging="360"/>
       </w:pPr>
       <w:rPr>
-        <w:rFonts w:ascii="Courier New" w:hAnsi="Courier New" w:cs="Courier New" w:hint="default"/>
+        <w:rFonts w:ascii="Candara" w:hAnsi="Candara" w:cs="Candara" w:hint="default"/>
       </w:rPr>
     </w:lvl>
     <w:lvl w:ilvl="8" w:tplc="2C0C0005" w:tentative="1">
@@ -7392,7 +7392,7 @@
         <w:ind w:left="6480" w:hanging="360"/>
       </w:pPr>
       <w:rPr>
-        <w:rFonts w:ascii="Wingdings" w:hAnsi="Wingdings" w:hint="default"/>
+        <w:rFonts w:ascii="Candara" w:hAnsi="Candara" w:hint="default"/>
       </w:rPr>
     </w:lvl>
   </w:abstractNum>
@@ -7497,7 +7497,7 @@
         <w:ind w:left="720" w:hanging="360"/>
       </w:pPr>
       <w:rPr>
-        <w:rFonts w:ascii="Calibri" w:eastAsiaTheme="minorHAnsi" w:hAnsi="Calibri" w:cs="Calibri" w:hint="default"/>
+        <w:rFonts w:ascii="Candara" w:eastAsiaTheme="minorHAnsi" w:hAnsi="Candara" w:cs="Candara" w:hint="default"/>
       </w:rPr>
     </w:lvl>
     <w:lvl w:ilvl="1" w:tplc="2C0C0003" w:tentative="1">
@@ -7509,7 +7509,7 @@
         <w:ind w:left="1440" w:hanging="360"/>
       </w:pPr>
       <w:rPr>
-        <w:rFonts w:ascii="Courier New" w:hAnsi="Courier New" w:cs="Courier New" w:hint="default"/>
+        <w:rFonts w:ascii="Candara" w:hAnsi="Candara" w:cs="Candara" w:hint="default"/>
       </w:rPr>
     </w:lvl>
     <w:lvl w:ilvl="2" w:tplc="2C0C0005" w:tentative="1">
@@ -7521,7 +7521,7 @@
         <w:ind w:left="2160" w:hanging="360"/>
       </w:pPr>
       <w:rPr>
-        <w:rFonts w:ascii="Wingdings" w:hAnsi="Wingdings" w:hint="default"/>
+        <w:rFonts w:ascii="Candara" w:hAnsi="Candara" w:hint="default"/>
       </w:rPr>
     </w:lvl>
     <w:lvl w:ilvl="3" w:tplc="2C0C0001" w:tentative="1">
@@ -7533,7 +7533,7 @@
         <w:ind w:left="2880" w:hanging="360"/>
       </w:pPr>
       <w:rPr>
-        <w:rFonts w:ascii="Symbol" w:hAnsi="Symbol" w:hint="default"/>
+        <w:rFonts w:ascii="Candara" w:hAnsi="Candara" w:hint="default"/>
       </w:rPr>
     </w:lvl>
     <w:lvl w:ilvl="4" w:tplc="2C0C0003" w:tentative="1">
@@ -7545,7 +7545,7 @@
         <w:ind w:left="3600" w:hanging="360"/>
       </w:pPr>
       <w:rPr>
-        <w:rFonts w:ascii="Courier New" w:hAnsi="Courier New" w:cs="Courier New" w:hint="default"/>
+        <w:rFonts w:ascii="Candara" w:hAnsi="Candara" w:cs="Candara" w:hint="default"/>
       </w:rPr>
     </w:lvl>
     <w:lvl w:ilvl="5" w:tplc="2C0C0005" w:tentative="1">
@@ -7557,7 +7557,7 @@
         <w:ind w:left="4320" w:hanging="360"/>
       </w:pPr>
       <w:rPr>
-        <w:rFonts w:ascii="Wingdings" w:hAnsi="Wingdings" w:hint="default"/>
+        <w:rFonts w:ascii="Candara" w:hAnsi="Candara" w:hint="default"/>
       </w:rPr>
     </w:lvl>
     <w:lvl w:ilvl="6" w:tplc="2C0C0001" w:tentative="1">
@@ -7569,7 +7569,7 @@
         <w:ind w:left="5040" w:hanging="360"/>
       </w:pPr>
       <w:rPr>
-        <w:rFonts w:ascii="Symbol" w:hAnsi="Symbol" w:hint="default"/>
+        <w:rFonts w:ascii="Candara" w:hAnsi="Candara" w:hint="default"/>
       </w:rPr>
     </w:lvl>
     <w:lvl w:ilvl="7" w:tplc="2C0C0003" w:tentative="1">
@@ -7581,7 +7581,7 @@
         <w:ind w:left="5760" w:hanging="360"/>
       </w:pPr>
       <w:rPr>
-        <w:rFonts w:ascii="Courier New" w:hAnsi="Courier New" w:cs="Courier New" w:hint="default"/>
+        <w:rFonts w:ascii="Candara" w:hAnsi="Candara" w:cs="Candara" w:hint="default"/>
       </w:rPr>
     </w:lvl>
     <w:lvl w:ilvl="8" w:tplc="2C0C0005" w:tentative="1">
@@ -7593,7 +7593,7 @@
         <w:ind w:left="6480" w:hanging="360"/>
       </w:pPr>
       <w:rPr>
-        <w:rFonts w:ascii="Wingdings" w:hAnsi="Wingdings" w:hint="default"/>
+        <w:rFonts w:ascii="Candara" w:hAnsi="Candara" w:hint="default"/>
       </w:rPr>
     </w:lvl>
   </w:abstractNum>
@@ -9402,7 +9402,7 @@
         <w:ind w:left="1440" w:hanging="360"/>
       </w:pPr>
       <w:rPr>
-        <w:rFonts w:ascii="Courier New" w:hAnsi="Courier New" w:cs="Courier New" w:hint="default"/>
+        <w:rFonts w:ascii="Candara" w:hAnsi="Candara" w:cs="Candara" w:hint="default"/>
       </w:rPr>
     </w:lvl>
     <w:lvl w:ilvl="2" w:tplc="FFFFFFFF" w:tentative="1">
@@ -9414,7 +9414,7 @@
         <w:ind w:left="2160" w:hanging="360"/>
       </w:pPr>
       <w:rPr>
-        <w:rFonts w:ascii="Wingdings" w:hAnsi="Wingdings" w:hint="default"/>
+        <w:rFonts w:ascii="Candara" w:hAnsi="Candara" w:hint="default"/>
       </w:rPr>
     </w:lvl>
     <w:lvl w:ilvl="3" w:tplc="FFFFFFFF" w:tentative="1">
@@ -9426,7 +9426,7 @@
         <w:ind w:left="2880" w:hanging="360"/>
       </w:pPr>
       <w:rPr>
-        <w:rFonts w:ascii="Symbol" w:hAnsi="Symbol" w:hint="default"/>
+        <w:rFonts w:ascii="Candara" w:hAnsi="Candara" w:hint="default"/>
       </w:rPr>
     </w:lvl>
     <w:lvl w:ilvl="4" w:tplc="FFFFFFFF" w:tentative="1">
@@ -9438,7 +9438,7 @@
         <w:ind w:left="3600" w:hanging="360"/>
       </w:pPr>
       <w:rPr>
-        <w:rFonts w:ascii="Courier New" w:hAnsi="Courier New" w:cs="Courier New" w:hint="default"/>
+        <w:rFonts w:ascii="Candara" w:hAnsi="Candara" w:cs="Candara" w:hint="default"/>
       </w:rPr>
     </w:lvl>
     <w:lvl w:ilvl="5" w:tplc="FFFFFFFF" w:tentative="1">
@@ -9450,7 +9450,7 @@
         <w:ind w:left="4320" w:hanging="360"/>
       </w:pPr>
       <w:rPr>
-        <w:rFonts w:ascii="Wingdings" w:hAnsi="Wingdings" w:hint="default"/>
+        <w:rFonts w:ascii="Candara" w:hAnsi="Candara" w:hint="default"/>
       </w:rPr>
     </w:lvl>
     <w:lvl w:ilvl="6" w:tplc="FFFFFFFF" w:tentative="1">
@@ -9462,7 +9462,7 @@
         <w:ind w:left="5040" w:hanging="360"/>
       </w:pPr>
       <w:rPr>
-        <w:rFonts w:ascii="Symbol" w:hAnsi="Symbol" w:hint="default"/>
+        <w:rFonts w:ascii="Candara" w:hAnsi="Candara" w:hint="default"/>
       </w:rPr>
     </w:lvl>
     <w:lvl w:ilvl="7" w:tplc="FFFFFFFF" w:tentative="1">
@@ -9474,7 +9474,7 @@
         <w:ind w:left="5760" w:hanging="360"/>
       </w:pPr>
       <w:rPr>
-        <w:rFonts w:ascii="Courier New" w:hAnsi="Courier New" w:cs="Courier New" w:hint="default"/>
+        <w:rFonts w:ascii="Candara" w:hAnsi="Candara" w:cs="Candara" w:hint="default"/>
       </w:rPr>
     </w:lvl>
     <w:lvl w:ilvl="8" w:tplc="FFFFFFFF" w:tentative="1">
@@ -9486,7 +9486,7 @@
         <w:ind w:left="6480" w:hanging="360"/>
       </w:pPr>
       <w:rPr>
-        <w:rFonts w:ascii="Wingdings" w:hAnsi="Wingdings" w:hint="default"/>
+        <w:rFonts w:ascii="Candara" w:hAnsi="Candara" w:hint="default"/>
       </w:rPr>
     </w:lvl>
   </w:abstractNum>
@@ -10228,7 +10228,7 @@
   <w:docDefaults>
     <w:rPrDefault>
       <w:rPr>
-        <w:rFonts w:ascii="Nunito" w:eastAsia="Nunito" w:hAnsi="Nunito" w:cs="Nunito"/>
+        <w:rFonts w:ascii="Candara" w:eastAsia="Candara" w:hAnsi="Candara" w:cs="Candara"/>
         <w:color w:val="000000"/>
         <w:lang w:val="fr-CM" w:eastAsia="fr-CM" w:bidi="ar-SA"/>
       </w:rPr>
